--- a/blog-module/blog-entries/20250926W/Random Misc.docx
+++ b/blog-module/blog-entries/20250926W/Random Misc.docx
@@ -12,7 +12,19 @@
         <w:rPr>
           <w:lang w:val="de-DE"/>
         </w:rPr>
-        <w:t>Random Misc</w:t>
+        <w:t>Historical</w:t>
+      </w:r>
+      <w:r>
+        <w:rPr>
+          <w:lang w:val="de-DE"/>
+        </w:rPr>
+        <w:t xml:space="preserve"> </w:t>
+      </w:r>
+      <w:r>
+        <w:rPr>
+          <w:lang w:val="de-DE"/>
+        </w:rPr>
+        <w:t>AstonMartin</w:t>
       </w:r>
     </w:p>
     <w:p>
